--- a/ways_to_create_objects.docx
+++ b/ways_to_create_objects.docx
@@ -64,7 +64,7 @@
           <w:szCs w:val="20"/>
         </w:rPr>
         <w:pict w14:anchorId="57C38FE6">
-          <v:rect id="_x0000_i1073" style="width:0;height:1.5pt" o:hralign="center" o:hrstd="t" o:hr="t" fillcolor="#a0a0a0" stroked="f"/>
+          <v:rect id="_x0000_i1025" style="width:0;height:1.5pt" o:hralign="center" o:hrstd="t" o:hr="t" fillcolor="#a0a0a0" stroked="f"/>
         </w:pict>
       </w:r>
     </w:p>
@@ -541,7 +541,7 @@
           <w:szCs w:val="20"/>
         </w:rPr>
         <w:pict w14:anchorId="0474496B">
-          <v:rect id="_x0000_i1074" style="width:0;height:1.5pt" o:hralign="center" o:hrstd="t" o:hr="t" fillcolor="#a0a0a0" stroked="f"/>
+          <v:rect id="_x0000_i1026" style="width:0;height:1.5pt" o:hralign="center" o:hrstd="t" o:hr="t" fillcolor="#a0a0a0" stroked="f"/>
         </w:pict>
       </w:r>
     </w:p>
@@ -1091,6 +1091,8 @@
       <w:pPr>
         <w:spacing w:after="0"/>
         <w:rPr>
+          <w:b/>
+          <w:bCs/>
           <w:sz w:val="20"/>
           <w:szCs w:val="20"/>
         </w:rPr>
@@ -1101,185 +1103,9 @@
           <w:szCs w:val="20"/>
         </w:rPr>
         <w:pict w14:anchorId="7C313FB2">
-          <v:rect id="_x0000_i1075" style="width:0;height:1.5pt" o:hralign="center" o:hrstd="t" o:hr="t" fillcolor="#a0a0a0" stroked="f"/>
+          <v:rect id="_x0000_i1027" style="width:0;height:1.5pt" o:hralign="center" o:hrstd="t" o:hr="t" fillcolor="#a0a0a0" stroked="f"/>
         </w:pict>
       </w:r>
-    </w:p>
-    <w:p>
-      <w:pPr>
-        <w:spacing w:after="0"/>
-        <w:rPr>
-          <w:b/>
-          <w:bCs/>
-          <w:sz w:val="20"/>
-          <w:szCs w:val="20"/>
-        </w:rPr>
-      </w:pPr>
-    </w:p>
-    <w:p>
-      <w:pPr>
-        <w:spacing w:after="0"/>
-        <w:rPr>
-          <w:b/>
-          <w:bCs/>
-          <w:sz w:val="20"/>
-          <w:szCs w:val="20"/>
-        </w:rPr>
-      </w:pPr>
-    </w:p>
-    <w:p>
-      <w:pPr>
-        <w:spacing w:after="0"/>
-        <w:rPr>
-          <w:b/>
-          <w:bCs/>
-          <w:sz w:val="20"/>
-          <w:szCs w:val="20"/>
-        </w:rPr>
-      </w:pPr>
-    </w:p>
-    <w:p>
-      <w:pPr>
-        <w:spacing w:after="0"/>
-        <w:rPr>
-          <w:b/>
-          <w:bCs/>
-          <w:sz w:val="20"/>
-          <w:szCs w:val="20"/>
-        </w:rPr>
-      </w:pPr>
-    </w:p>
-    <w:p>
-      <w:pPr>
-        <w:spacing w:after="0"/>
-        <w:rPr>
-          <w:b/>
-          <w:bCs/>
-          <w:sz w:val="20"/>
-          <w:szCs w:val="20"/>
-        </w:rPr>
-      </w:pPr>
-    </w:p>
-    <w:p>
-      <w:pPr>
-        <w:spacing w:after="0"/>
-        <w:rPr>
-          <w:b/>
-          <w:bCs/>
-          <w:sz w:val="20"/>
-          <w:szCs w:val="20"/>
-        </w:rPr>
-      </w:pPr>
-    </w:p>
-    <w:p>
-      <w:pPr>
-        <w:spacing w:after="0"/>
-        <w:rPr>
-          <w:b/>
-          <w:bCs/>
-          <w:sz w:val="20"/>
-          <w:szCs w:val="20"/>
-        </w:rPr>
-      </w:pPr>
-    </w:p>
-    <w:p>
-      <w:pPr>
-        <w:spacing w:after="0"/>
-        <w:rPr>
-          <w:b/>
-          <w:bCs/>
-          <w:sz w:val="20"/>
-          <w:szCs w:val="20"/>
-        </w:rPr>
-      </w:pPr>
-    </w:p>
-    <w:p>
-      <w:pPr>
-        <w:spacing w:after="0"/>
-        <w:rPr>
-          <w:b/>
-          <w:bCs/>
-          <w:sz w:val="20"/>
-          <w:szCs w:val="20"/>
-        </w:rPr>
-      </w:pPr>
-    </w:p>
-    <w:p>
-      <w:pPr>
-        <w:spacing w:after="0"/>
-        <w:rPr>
-          <w:b/>
-          <w:bCs/>
-          <w:sz w:val="20"/>
-          <w:szCs w:val="20"/>
-        </w:rPr>
-      </w:pPr>
-    </w:p>
-    <w:p>
-      <w:pPr>
-        <w:spacing w:after="0"/>
-        <w:rPr>
-          <w:b/>
-          <w:bCs/>
-          <w:sz w:val="20"/>
-          <w:szCs w:val="20"/>
-        </w:rPr>
-      </w:pPr>
-    </w:p>
-    <w:p>
-      <w:pPr>
-        <w:spacing w:after="0"/>
-        <w:rPr>
-          <w:b/>
-          <w:bCs/>
-          <w:sz w:val="20"/>
-          <w:szCs w:val="20"/>
-        </w:rPr>
-      </w:pPr>
-    </w:p>
-    <w:p>
-      <w:pPr>
-        <w:spacing w:after="0"/>
-        <w:rPr>
-          <w:b/>
-          <w:bCs/>
-          <w:sz w:val="20"/>
-          <w:szCs w:val="20"/>
-        </w:rPr>
-      </w:pPr>
-    </w:p>
-    <w:p>
-      <w:pPr>
-        <w:spacing w:after="0"/>
-        <w:rPr>
-          <w:b/>
-          <w:bCs/>
-          <w:sz w:val="20"/>
-          <w:szCs w:val="20"/>
-        </w:rPr>
-      </w:pPr>
-    </w:p>
-    <w:p>
-      <w:pPr>
-        <w:spacing w:after="0"/>
-        <w:rPr>
-          <w:b/>
-          <w:bCs/>
-          <w:sz w:val="20"/>
-          <w:szCs w:val="20"/>
-        </w:rPr>
-      </w:pPr>
-    </w:p>
-    <w:p>
-      <w:pPr>
-        <w:spacing w:after="0"/>
-        <w:rPr>
-          <w:b/>
-          <w:bCs/>
-          <w:sz w:val="20"/>
-          <w:szCs w:val="20"/>
-        </w:rPr>
-      </w:pPr>
     </w:p>
     <w:p>
       <w:pPr>
@@ -1704,9 +1530,31 @@
           <w:szCs w:val="20"/>
         </w:rPr>
         <w:pict w14:anchorId="086587DA">
-          <v:rect id="_x0000_i1076" style="width:0;height:1.5pt" o:hralign="center" o:hrstd="t" o:hr="t" fillcolor="#a0a0a0" stroked="f"/>
+          <v:rect id="_x0000_i1028" style="width:0;height:1.5pt" o:hralign="center" o:hrstd="t" o:hr="t" fillcolor="#a0a0a0" stroked="f"/>
         </w:pict>
       </w:r>
+    </w:p>
+    <w:p>
+      <w:pPr>
+        <w:spacing w:after="0"/>
+        <w:rPr>
+          <w:b/>
+          <w:bCs/>
+          <w:sz w:val="20"/>
+          <w:szCs w:val="20"/>
+        </w:rPr>
+      </w:pPr>
+    </w:p>
+    <w:p>
+      <w:pPr>
+        <w:spacing w:after="0"/>
+        <w:rPr>
+          <w:b/>
+          <w:bCs/>
+          <w:sz w:val="20"/>
+          <w:szCs w:val="20"/>
+        </w:rPr>
+      </w:pPr>
     </w:p>
     <w:p>
       <w:pPr>
@@ -1971,7 +1819,7 @@
           <w:szCs w:val="20"/>
         </w:rPr>
         <w:pict w14:anchorId="3A197729">
-          <v:rect id="_x0000_i1077" style="width:0;height:1.5pt" o:hralign="center" o:hrstd="t" o:hr="t" fillcolor="#a0a0a0" stroked="f"/>
+          <v:rect id="_x0000_i1029" style="width:0;height:1.5pt" o:hralign="center" o:hrstd="t" o:hr="t" fillcolor="#a0a0a0" stroked="f"/>
         </w:pict>
       </w:r>
     </w:p>
@@ -2347,7 +2195,7 @@
           <w:szCs w:val="20"/>
         </w:rPr>
         <w:pict w14:anchorId="7DFD25E0">
-          <v:rect id="_x0000_i1078" style="width:0;height:1.5pt" o:hralign="center" o:hrstd="t" o:hr="t" fillcolor="#a0a0a0" stroked="f"/>
+          <v:rect id="_x0000_i1030" style="width:0;height:1.5pt" o:hralign="center" o:hrstd="t" o:hr="t" fillcolor="#a0a0a0" stroked="f"/>
         </w:pict>
       </w:r>
     </w:p>
@@ -2735,7 +2583,7 @@
           <w:szCs w:val="20"/>
         </w:rPr>
         <w:pict w14:anchorId="73A2F53D">
-          <v:rect id="_x0000_i1079" style="width:0;height:1.5pt" o:hralign="center" o:hrstd="t" o:hr="t" fillcolor="#a0a0a0" stroked="f"/>
+          <v:rect id="_x0000_i1031" style="width:0;height:1.5pt" o:hralign="center" o:hrstd="t" o:hr="t" fillcolor="#a0a0a0" stroked="f"/>
         </w:pict>
       </w:r>
     </w:p>
@@ -2786,7 +2634,7 @@
           <w:szCs w:val="20"/>
         </w:rPr>
         <w:pict w14:anchorId="4DA71088">
-          <v:rect id="_x0000_i1080" style="width:0;height:1.5pt" o:hralign="center" o:hrstd="t" o:hr="t" fillcolor="#a0a0a0" stroked="f"/>
+          <v:rect id="_x0000_i1032" style="width:0;height:1.5pt" o:hralign="center" o:hrstd="t" o:hr="t" fillcolor="#a0a0a0" stroked="f"/>
         </w:pict>
       </w:r>
     </w:p>
@@ -4025,6 +3873,7 @@
   <w:style w:type="character" w:default="1" w:styleId="DefaultParagraphFont">
     <w:name w:val="Default Paragraph Font"/>
     <w:uiPriority w:val="1"/>
+    <w:semiHidden/>
     <w:unhideWhenUsed/>
   </w:style>
   <w:style w:type="table" w:default="1" w:styleId="TableNormal">
